--- a/e2e-masaustu/fixtures/uyarili-nesne.docx
+++ b/e2e-masaustu/fixtures/uyarili-nesne.docx
@@ -12,7 +12,9 @@
         <w:t>2026 Yılı Dijital Dönüşüm Projesi</w:t>
       </w:r>
       <w:r>
-        <w:object w:dxaOrig="1440" w:dyaOrig="1440"/>
+        <w:object w:dxaOrig="1440" w:dyaOrig="1440">
+          <o:OLEObject ProgID="Paket" r:id="rId999"/>
+        </w:object>
       </w:r>
     </w:p>
     <w:p>
